--- a/Bases de Datos II/Kit docente/Clase 11/Quiz Clase 11 - VetCare.docx
+++ b/Bases de Datos II/Kit docente/Clase 11/Quiz Clase 11 - VetCare.docx
@@ -350,7 +350,7 @@
           <w:color w:val="2B2B2B"/>
           <w:sz w:val="22"/>
         </w:rPr>
-        <w:t>7. Liste 3 ítems del checklist PI que YA tienen evidencia en su equipo.</w:t>
+        <w:t>7. Liste 3 ítems del checklist PI que YA tienen evidencia en su proyecto.</w:t>
       </w:r>
     </w:p>
     <w:p>
